--- a/Group29_Printing_Cost_Estimation_Midterm_Project/Short_interpretation_and_limitations/short_interpretation_and_limitations.docx
+++ b/Group29_Printing_Cost_Estimation_Midterm_Project/Short_interpretation_and_limitations/short_interpretation_and_limitations.docx
@@ -328,7 +328,7 @@
         <w:rPr>
           <w:rFonts w:ascii="Arial" w:hAnsi="Arial"/>
         </w:rPr>
-        <w:t>For this student project, a prediction error of around PHP 500 to PHP 1,000 may still be acceptable because the dataset is synthetic and used for learning purposes. For a real printing business, the acceptable error should be smaller, especially for low-cost print jobs.</w:t>
+        <w:t>For this prototype, prediction error should be evaluated relative to the total order cost. An error within approximately 10% to 20% may be acceptable for a student demonstration. However, the current model errors are still relatively large, showing that the project would benefit from more records, improved input features, and real printing-shop data. For actual business use, the acceptable error should be considerably smaller.</w:t>
       </w:r>
     </w:p>
     <w:p>
